--- a/rapports/16_02_2026/GNING/coh_EQ25_sup_062203050014.docx
+++ b/rapports/16_02_2026/GNING/coh_EQ25_sup_062203050014.docx
@@ -25,7 +25,7 @@
         <w:br/>
         <w:t>Grappe: 062203050014</w:t>
         <w:br/>
-        <w:t>Date: 16/02/2026 a 12:40</w:t>
+        <w:t>Date: 16/02/2026 a 12:58</w:t>
       </w:r>
     </w:p>
     <w:p/>

--- a/rapports/16_02_2026/GNING/coh_EQ25_sup_062203050014.docx
+++ b/rapports/16_02_2026/GNING/coh_EQ25_sup_062203050014.docx
@@ -25,7 +25,7 @@
         <w:br/>
         <w:t>Grappe: 062203050014</w:t>
         <w:br/>
-        <w:t>Date: 16/02/2026 a 12:58</w:t>
+        <w:t>Date: 16/02/2026 a 13:05</w:t>
       </w:r>
     </w:p>
     <w:p/>
@@ -327,7 +327,7 @@
           </w:tcPr>
           <w:p>
             <w:r>
-              <w:t>Section0</w:t>
+              <w:t>Section1</w:t>
             </w:r>
           </w:p>
         </w:tc>
@@ -337,7 +337,7 @@
           </w:tcPr>
           <w:p>
             <w:r>
-              <w:t>Identification et renseignements de controle</w:t>
+              <w:t>Caracteristiques des membres</w:t>
             </w:r>
           </w:p>
         </w:tc>
@@ -359,7 +359,7 @@
           </w:tcPr>
           <w:p>
             <w:r>
-              <w:t>Section1</w:t>
+              <w:t>Section0</w:t>
             </w:r>
           </w:p>
         </w:tc>
@@ -369,7 +369,7 @@
           </w:tcPr>
           <w:p>
             <w:r>
-              <w:t>Caracteristiques des membres</w:t>
+              <w:t>Identification et renseignements de controle</w:t>
             </w:r>
           </w:p>
         </w:tc>
@@ -487,7 +487,7 @@
           </w:tcPr>
           <w:p>
             <w:r>
-              <w:t>Section12</w:t>
+              <w:t>Section9b</w:t>
             </w:r>
           </w:p>
         </w:tc>
@@ -497,7 +497,7 @@
           </w:tcPr>
           <w:p>
             <w:r>
-              <w:t>Actifs du menage</w:t>
+              <w:t>Depenses non-alimentaires - 7 jours</w:t>
             </w:r>
           </w:p>
         </w:tc>
@@ -507,7 +507,7 @@
           </w:tcPr>
           <w:p>
             <w:r>
-              <w:t>7</w:t>
+              <w:t>6</w:t>
             </w:r>
           </w:p>
         </w:tc>
@@ -973,7 +973,7 @@
         <w:rPr>
           <w:sz w:val="20"/>
         </w:rPr>
-        <w:t>- Attention ! Le prix unitaire d'achat (150 Fcfa) de Aubergine sauvage  en Pièce (Moyen) est relativement élevé par rapport aux autres prix observés dans cette zone. Prière de corriger ou de confirmer avec le QG. Attention ! Le prix unitaire d'achat (150 Fcfa) de Mayonnaise en Sachets (Petit) est relativement élevé par rapport aux autres prix observés dans cette zone. Prière de corriger ou de confirmer avec le QG. Attention ! Soupçons de quantité anormale! Le ménage de BAYE BARHAME NDIAYE avec une taille de 6 personnes a consommé 42 miche en Moyen de Pain moderne (Baguette) qui est relativement élevé comme consommation par rapport à la condition de vie des autres ménages de même taille dans cette zone. Prière de corriger ou de confirmer avec le QG. Incohérence!! Dans ce ménage, chaque individus consomme par jour 45.405 Kg  de cereale; Prière de revoir les quantités prises de ces produits. Incohérence!! Dans ce ménage, chaque individus consomme par jour 45.405 Kg  de cereale; Prière de revoir les quantités prises de ces produits. Le prix d'achat unitaire (225 Fcfa) de Maïs en grain en Kg de taille  taille unique  est très faible, prière de regarder les reponses prises dans les questions s07bq07a s07bq07b s07bq07c s07bq08 pour mieux corriger.</w:t>
+        <w:t>- Attention ! Le prix unitaire d'achat (150 Fcfa) de Aubergine sauvage  en Pièce (Moyen) est relativement élevé par rapport aux autres prix observés dans cette zone. Prière de corriger ou de confirmer avec le QG. Attention ! Le prix unitaire d'achat (200 Fcfa) de Escargots en Morceau (Portion) (Moyen) est relativement élevé par rapport aux autres prix observés dans cette zone. Prière de corriger ou de confirmer avec le QG. Attention ! Soupçons de quantité anormale! Le ménage de BAYE BARHAME NDIAYE avec une taille de 6 personnes a consommé 42 miche en Moyen de Pain moderne (Baguette) qui est relativement élevé comme consommation par rapport à la condition de vie des autres ménages de même taille dans cette zone. Prière de corriger ou de confirmer avec le QG. Incohérence!! Dans ce ménage, chaque individus consomme par jour 73.29191 Kg  de cereale; Prière de revoir les quantités prises de ces produits. Incohérence!! Dans ce ménage, chaque individus consomme par jour 73.29191 Kg  de cereale; Prière de revoir les quantités prises de ces produits. Le prix d'achat unitaire (225 Fcfa) de Maïs en grain en Kg de taille  taille unique  est très faible, prière de regarder les reponses prises dans les questions s07bq07a s07bq07b s07bq07c s07bq08 pour mieux corriger.</w:t>
       </w:r>
     </w:p>
     <w:p>
@@ -1024,27 +1024,6 @@
           <w:sz w:val="20"/>
         </w:rPr>
         <w:t>- Le montant dépensé de l'entreprise (Armoire,lit,feteuille,) en achat de matières premières pour les produits vendus au cours des 30 derniers jours ou durant le dernier mois où l'entreprise a fonctionné ne peut pas être supéreur aux montants obtenus sur la vente de produits transformés par l'entreprise au cours de cette même période où l'entreprise a fonctionné (s10q49 &gt; s10q48), prière de corriger.</w:t>
-      </w:r>
-    </w:p>
-    <w:p>
-      <w:r>
-        <w:rPr>
-          <w:b/>
-          <w:color w:val="4672C4"/>
-          <w:sz w:val="22"/>
-        </w:rPr>
-        <w:t>&gt;&gt; Section12 - Actifs du menage</w:t>
-      </w:r>
-    </w:p>
-    <w:p>
-      <w:pPr>
-        <w:ind w:left="283"/>
-      </w:pPr>
-      <w:r>
-        <w:rPr>
-          <w:sz w:val="20"/>
-        </w:rPr>
-        <w:t>- Attention ! Tapis a été achété à 40000 Fcfa est relativement élevé par rapport aux autres prix d'achat observés dans cette zone. Prière de corriger ou de confirmer avec le QG.</w:t>
       </w:r>
     </w:p>
     <w:p>
@@ -1509,7 +1488,7 @@
         <w:rPr>
           <w:sz w:val="20"/>
         </w:rPr>
-        <w:t>- Attention ! Le prix unitaire d'achat (25 Fcfa) de Poivre en Sachets (Tres petit) est relativement faible par rapport aux autres prix observés dans cette zone. Prière de corriger ou de confirmer avec le QG. Attention ! Le prix unitaire d'achat (50 Fcfa) de Carotte en Pièce (Petit) est relativement faible par rapport aux autres prix observés dans cette zone. Prière de corriger ou de confirmer avec le QG. Avertissement!!! Le ménage a consommé 0.12 Kg taille unique de Farine de blé locale ou importée, cette quantité semble anormale pour une consommation des 7 derniers jours. prière de corriger ou de confirmer avec le QG. Incohérence!! Dans ce ménage, chaque individus consomme par jour 8.307461 Kg  de cereale; Prière de revoir les quantités prises de ces produits. Attention ! Soupçons de quantité anormale! Le ménage de OUSMANE DIOP avec une taille de 9 personnes a consommé .12 Kg en taille unique de Farine de blé locale ou importée qui est relativement élevé comme consommation par rapport à la condition de vie des autres ménages de même taille dans cette zone. Prière de corriger ou de confirmer avec le QG. Avertissement!!! Le ménage a consommé 1 Cuillère Moyen de Pâte d'arachide, cette quantité semble anormale pour une consommation des 7 derniers jours. Etes vous sur d'avoir selectionner la bonne unitée ? prière de verifier et corriger. Avertissement!!! Le ménage a consommé 14 Paquet Petit de Thé en sachet, cette quantité semble anormale pour une consommation des 7 derniers jours.Prière de corriger ou de confirmer avec le QG. Avertissement!! le prix unitaire (100 Fcfa) de Thé en sachet (unité: Paquet) de taille Petit est très faible ou élevé. Prière de corriger ou de confirmer avec le QG. Incohérence!! Dans ce ménage, chaque individus consomme par jour 8.307461 Kg  de cereale; Prière de revoir les quantités prises de ces produits. Incohérence!! Dans ce ménage, chaque individus consomme par jour 8.307461 Kg  de cereale; Prière de revoir les quantités prises de ces produits.</w:t>
+        <w:t>- Attention ! Le prix unitaire d'achat (25 Fcfa) de Piment frais en Pièce (Tres petit) est relativement faible par rapport aux autres prix observés dans cette zone. Prière de corriger ou de confirmer avec le QG. Attention ! Le prix unitaire d'achat (25 Fcfa) de Piment séché en Sachets (Tres petit) est relativement faible par rapport aux autres prix observés dans cette zone. Prière de corriger ou de confirmer avec le QG. Attention ! Le prix unitaire d'achat (25 Fcfa) de Poivre en Sachets (Tres petit) est relativement faible par rapport aux autres prix observés dans cette zone. Prière de corriger ou de confirmer avec le QG. Attention ! Le prix unitaire d'achat (50 Fcfa) de Patate douce en Pièce (Petit) est relativement faible par rapport aux autres prix observés dans cette zone. Prière de corriger ou de confirmer avec le QG. Attention ! Le prix unitaire d'achat (50 Fcfa) de Poivron frais en Pièce (Petit) est relativement faible par rapport aux autres prix observés dans cette zone. Prière de corriger ou de confirmer avec le QG. Avertissement!!! Le ménage a consommé 0.12 Kg taille unique de Farine de blé locale ou importée, cette quantité semble anormale pour une consommation des 7 derniers jours. prière de corriger ou de confirmer avec le QG. Incohérence!! Dans ce ménage, chaque individus consomme par jour 16.89476 Kg  de cereale; Prière de revoir les quantités prises de ces produits. Attention ! Soupçons de quantité anormale! Le ménage de OUSMANE DIOP avec une taille de 9 personnes a consommé .12 Kg en taille unique de Farine de blé locale ou importée qui est relativement élevé comme consommation par rapport à la condition de vie des autres ménages de même taille dans cette zone. Prière de corriger ou de confirmer avec le QG. Avertissement!!! Le ménage a consommé 1 Cuillère Moyen de Pâte d'arachide, cette quantité semble anormale pour une consommation des 7 derniers jours. Etes vous sur d'avoir selectionner la bonne unitée ? prière de verifier et corriger. Avertissement!!! Le ménage a consommé 14 Paquet Petit de Thé en sachet, cette quantité semble anormale pour une consommation des 7 derniers jours.Prière de corriger ou de confirmer avec le QG. Avertissement!! le prix unitaire (100 Fcfa) de Thé en sachet (unité: Paquet) de taille Petit est très faible ou élevé. Prière de corriger ou de confirmer avec le QG. Incohérence!! Dans ce ménage, chaque individus consomme par jour 16.89476 Kg  de cereale; Prière de revoir les quantités prises de ces produits. Incohérence!! Dans ce ménage, chaque individus consomme par jour 16.89476 Kg  de cereale; Prière de revoir les quantités prises de ces produits.</w:t>
       </w:r>
     </w:p>
     <w:p>
@@ -2166,7 +2145,7 @@
         <w:rPr>
           <w:sz w:val="20"/>
         </w:rPr>
-        <w:t>- Attention ! Le prix unitaire d'achat (1200 Fcfa) de Pomme de terre en Kg (taille unique) est relativement élevé par rapport aux autres prix observés dans cette zone. Prière de corriger ou de confirmer avec le QG. Attention ! Le prix unitaire d'achat (150 Fcfa) de Aubergine   en Pièce (Moyen) est relativement élevé par rapport aux autres prix observés dans cette zone. Prière de corriger ou de confirmer avec le QG. Attention ! Le prix unitaire d'achat (75 Fcfa) de Carotte en Pièce (Petit) est relativement faible par rapport aux autres prix observés dans cette zone. Prière de corriger ou de confirmer avec le QG. Attention ! Le prix unitaire d'achat (800 Fcfa) de Concentré de tomate en Sachets (Petit) est relativement élevé par rapport aux autres prix observés dans cette zone. Prière de corriger ou de confirmer avec le QG. Avertissement!! La quantité (3.75 litre) du produit Huile de soja  consommée  par le ménage semble très élevé, prière de corriger ou confirmer avec le QG. Attention ! Le prix unitaire d'achat (400 Fcfa) de Huile de soja  en Litre (taille unique) est relativement faible par rapport aux autres prix observés dans cette zone. Prière de corriger ou de confirmer avec le QG. Avertissement!!! Le ménage a consommé 12 Morceau (Portion) Petit de Escargots, cette quantité semble anormale pour une consommation des 7 derniers jours.Prière de corriger ou de confirmer avec le QG. Avertissement!!! Le ménage a consommé 20 Cuillère Petit de Chocolat pâte à tartiner, cette quantité semble anormale pour une consommation des 7 derniers jours.Prière de corriger ou de confirmer avec le QG. Avertissement!!! Le ménage a consommé 7 Paquet Petit de Thé en sachet, cette quantité semble anormale pour une consommation des 7 derniers jours.Prière de corriger ou de confirmer avec le QG. Avertissement!! le prix unitaire (150 Fcfa) de Thé en sachet (unité: Paquet) de taille Petit est très faible ou élevé. Prière de corriger ou de confirmer avec le QG. Incohérence!! Dans ce ménage, chaque individus consomme par jour 14.14063 Kg  de cereale; Prière de revoir les quantités prises de ces produits. Incohérence!! Dans ce ménage, chaque individus consomme par jour 14.14063 Kg  de cereale; Prière de revoir les quantités prises de ces produits. Incohérence!! Dans ce ménage, chaque individus consomme par jour 14.14063 Kg  de cereale; Prière de revoir les quantités prises de ces produits. Incohérence!! Dans ce ménage, chaque individus consomme par jour 14.14063 Kg  de cereale; Prière de revoir les quantités prises de ces produits. Le prix d'achat unitaire (100 Fcfa) de Maïs en grain en Kg de taille  taille unique  est très faible, prière de regarder les reponses prises dans les questions s07bq07a s07bq07b s07bq07c s07bq08 pour mieux corriger. Attention ! Le prix unitaire d'achat (100 Fcfa) de Maïs en grain en Kg (taille unique) est relativement faible par rapport aux autres prix observés dans cette zone. Prière de corriger ou de confirmer avec le QG.</w:t>
+        <w:t>- Attention ! Le prix unitaire d'achat (1200 Fcfa) de Pomme de terre en Kg (taille unique) est relativement élevé par rapport aux autres prix observés dans cette zone. Prière de corriger ou de confirmer avec le QG. Attention ! Le prix unitaire d'achat (1200 Fcfa) de Silure séché en Kg (taille unique) est relativement faible par rapport aux autres prix observés dans cette zone. Prière de corriger ou de confirmer avec le QG. Attention ! Le prix unitaire d'achat (150 Fcfa) de Aubergine   en Pièce (Moyen) est relativement élevé par rapport aux autres prix observés dans cette zone. Prière de corriger ou de confirmer avec le QG. Attention ! Le prix unitaire d'achat (50 Fcfa) de Piment séché en Sachets (Moyen) est relativement faible par rapport aux autres prix observés dans cette zone. Prière de corriger ou de confirmer avec le QG. Attention ! Le prix unitaire d'achat (550 Fcfa) de Sucre en poudre  en Kg (taille unique) est relativement faible par rapport aux autres prix observés dans cette zone. Prière de corriger ou de confirmer avec le QG. Attention ! Le prix unitaire d'achat (800 Fcfa) de Concentré de tomate en Sachets (Petit) est relativement élevé par rapport aux autres prix observés dans cette zone. Prière de corriger ou de confirmer avec le QG. Avertissement!! La quantité (3.75 litre) du produit Huile de soja  consommée  par le ménage semble très élevé, prière de corriger ou confirmer avec le QG. Attention ! Le prix unitaire d'achat (400 Fcfa) de Huile de soja  en Litre (taille unique) est relativement faible par rapport aux autres prix observés dans cette zone. Prière de corriger ou de confirmer avec le QG. Avertissement!!! Le ménage a consommé 12 Morceau (Portion) Petit de Escargots, cette quantité semble anormale pour une consommation des 7 derniers jours.Prière de corriger ou de confirmer avec le QG. Avertissement!!! Le ménage a consommé 20 Cuillère Petit de Chocolat pâte à tartiner, cette quantité semble anormale pour une consommation des 7 derniers jours.Prière de corriger ou de confirmer avec le QG. Avertissement!!! Le ménage a consommé 7 Paquet Petit de Thé en sachet, cette quantité semble anormale pour une consommation des 7 derniers jours.Prière de corriger ou de confirmer avec le QG. Avertissement!! le prix unitaire (150 Fcfa) de Thé en sachet (unité: Paquet) de taille Petit est très faible ou élevé. Prière de corriger ou de confirmer avec le QG. Incohérence!! Dans ce ménage, chaque individus consomme par jour 23.9308 Kg  de cereale; Prière de revoir les quantités prises de ces produits. Incohérence!! Dans ce ménage, chaque individus consomme par jour 23.9308 Kg  de cereale; Prière de revoir les quantités prises de ces produits. Incohérence!! Dans ce ménage, chaque individus consomme par jour 23.9308 Kg  de cereale; Prière de revoir les quantités prises de ces produits. Incohérence!! Dans ce ménage, chaque individus consomme par jour 23.9308 Kg  de cereale; Prière de revoir les quantités prises de ces produits. Le prix d'achat unitaire (100 Fcfa) de Maïs en grain en Kg de taille  taille unique  est très faible, prière de regarder les reponses prises dans les questions s07bq07a s07bq07b s07bq07c s07bq08 pour mieux corriger.</w:t>
       </w:r>
     </w:p>
     <w:p>
@@ -2797,7 +2776,7 @@
         <w:rPr>
           <w:sz w:val="20"/>
         </w:rPr>
-        <w:t>- Attention ! Le prix unitaire d'achat (1000 Fcfa) de Oignon frais en Kg (taille unique) est relativement élevé par rapport aux autres prix observés dans cette zone. Prière de corriger ou de confirmer avec le QG. Attention ! Le prix unitaire d'achat (200 Fcfa) de Escargots en Morceau (Portion) (Petit) est relativement élevé par rapport aux autres prix observés dans cette zone. Prière de corriger ou de confirmer avec le QG. Attention ! Le prix unitaire d'achat (3500 Fcfa) de Œufs frais en Tablette (taille unique) est relativement élevé par rapport aux autres prix observés dans cette zone. Prière de corriger ou de confirmer avec le QG. Avertissement!! La quantité (6.25 litre) du produit Huile de soja  consommée  par le ménage semble très élevé, prière de corriger ou confirmer avec le QG. Attention ! Le prix unitaire d'achat (333.3333 Fcfa) de Huile de soja  en Litre (taille unique) est relativement faible par rapport aux autres prix observés dans cette zone. Prière de corriger ou de confirmer avec le QG. Avertissement!!! Le ménage a consommé 14 Paquet Petit de Thé en sachet, cette quantité semble anormale pour une consommation des 7 derniers jours.Prière de corriger ou de confirmer avec le QG. Avertissement!! le prix unitaire (100 Fcfa) de Thé en sachet (unité: Paquet) de taille Petit est très faible ou élevé. Prière de corriger ou de confirmer avec le QG. Avertissement!!! Le ménage a consommé 9 Pièce Moyen de Mâchoiron séchée (Kon), cette quantité semble anormale pour une consommation des 7 derniers jours.Prière de corriger ou de confirmer avec le QG. Avertissement!!!Le ménage a consommé 50 Cube de Petit de Cube alimentaire (Maggi, Jumbo, )  ce qui semble incoherent pour une consommation aucours des 7 derniers jours, prière de verifier et corriger. Avertissement!!! Le ménage a consommé 50 Cube Petit de Cube alimentaire (Maggi, Jumbo, ), cette quantité semble anormale pour une consommation des 7 derniers jours.Prière de corriger ou de confirmer avec le QG. Incohérence!! Dans ce ménage, chaque individus consomme par jour 13.21479 Kg  de cereale; Prière de revoir les quantités prises de ces produits. Le prix d'achat unitaire (12000 Fcfa) de Pâte d'arachide en Kg de taille taille unique prière de regarder les reponses prises dans les questions s07bq07a s07bq07b s07bq07c s07bq08 pour mieux corriger. Attention ! Le prix unitaire d'achat (12000 Fcfa) de Pâte d'arachide en Kg (taille unique) est relativement élevé par rapport aux autres prix observés dans cette zone. Prière de corriger ou de confirmer avec le QG.</w:t>
+        <w:t>- Attention ! Le prix unitaire d'achat (1000 Fcfa) de Oignon frais en Kg (taille unique) est relativement élevé par rapport aux autres prix observés dans cette zone. Prière de corriger ou de confirmer avec le QG. Attention ! Le prix unitaire d'achat (200 Fcfa) de Escargots en Morceau (Portion) (Petit) est relativement élevé par rapport aux autres prix observés dans cette zone. Prière de corriger ou de confirmer avec le QG. Attention ! Le prix unitaire d'achat (3500 Fcfa) de Œufs frais en Tablette (taille unique) est relativement élevé par rapport aux autres prix observés dans cette zone. Prière de corriger ou de confirmer avec le QG. Avertissement!! La quantité (6.25 litre) du produit Huile de soja  consommée  par le ménage semble très élevé, prière de corriger ou confirmer avec le QG. Attention ! Le prix unitaire d'achat (333.3333 Fcfa) de Huile de soja  en Litre (taille unique) est relativement faible par rapport aux autres prix observés dans cette zone. Prière de corriger ou de confirmer avec le QG. Avertissement!!! Le ménage a consommé 14 Paquet Petit de Thé en sachet, cette quantité semble anormale pour une consommation des 7 derniers jours.Prière de corriger ou de confirmer avec le QG. Avertissement!! le prix unitaire (100 Fcfa) de Thé en sachet (unité: Paquet) de taille Petit est très faible ou élevé. Prière de corriger ou de confirmer avec le QG. Avertissement!!! Le ménage a consommé 9 Pièce Moyen de Mâchoiron séchée (Kon), cette quantité semble anormale pour une consommation des 7 derniers jours.Prière de corriger ou de confirmer avec le QG. Avertissement!!!Le ménage a consommé 50 Cube de Petit de Cube alimentaire (Maggi, Jumbo, )  ce qui semble incoherent pour une consommation aucours des 7 derniers jours, prière de verifier et corriger. Avertissement!!! Le ménage a consommé 50 Cube Petit de Cube alimentaire (Maggi, Jumbo, ), cette quantité semble anormale pour une consommation des 7 derniers jours.Prière de corriger ou de confirmer avec le QG. Attention ! Le prix unitaire d'achat (35 Fcfa) de Cube alimentaire (Maggi, Jumbo, ) en Cube (Petit) est relativement élevé par rapport aux autres prix observés dans cette zone. Prière de corriger ou de confirmer avec le QG. Incohérence!! Dans ce ménage, chaque individus consomme par jour 23.36067 Kg  de cereale; Prière de revoir les quantités prises de ces produits. Le prix d'achat unitaire (12000 Fcfa) de Pâte d'arachide en Kg de taille taille unique prière de regarder les reponses prises dans les questions s07bq07a s07bq07b s07bq07c s07bq08 pour mieux corriger. Attention ! Le prix unitaire d'achat (12000 Fcfa) de Pâte d'arachide en Kg (taille unique) est relativement élevé par rapport aux autres prix observés dans cette zone. Prière de corriger ou de confirmer avec le QG.</w:t>
       </w:r>
     </w:p>
     <w:p>
@@ -2925,13 +2904,15 @@
         <w:rPr>
           <w:sz w:val="20"/>
         </w:rPr>
+        <w:t xml:space="preserve">- Attention ! Antenne parabolique / décodeur a été revendu à 20000 Fcfa qui est relativement élevé par rapport aux autres prix de revente observés dans cette zone. Prière de corriger ou de confirmer avec le QG. </w:t>
+        <w:br/>
         <w:t xml:space="preserve">- Attention ! Armoires et autres meubles a été achété à 900000 Fcfa est relativement élevé par rapport aux autres prix d'achat observés dans cette zone. Prière de corriger ou de confirmer avec le QG. Attention ! Armoires et autres meubles a été revendu à 900000 Fcfa qui est relativement élevé par rapport aux autres prix de revente observés dans cette zone. Prière de corriger ou de confirmer avec le QG. </w:t>
-        <w:br/>
-        <w:t xml:space="preserve">- Attention ! Fer à repasser à charbon a été revendu à 5000 Fcfa qui est relativement élevé par rapport aux autres prix de revente observés dans cette zone. Prière de corriger ou de confirmer avec le QG. </w:t>
         <w:br/>
         <w:t xml:space="preserve">- Attention ! Foyers améliorés a été achété à 30000 Fcfa est relativement élevé par rapport aux autres prix d'achat observés dans cette zone. Prière de corriger ou de confirmer avec le QG. Attention ! Foyers améliorés a été revendu à 30000 Fcfa qui est relativement élevé par rapport aux autres prix de revente observés dans cette zone. Prière de corriger ou de confirmer avec le QG. </w:t>
         <w:br/>
         <w:t xml:space="preserve">- Attention ! Lit a été achété à 900000 Fcfa est relativement élevé par rapport aux autres prix d'achat observés dans cette zone. Prière de corriger ou de confirmer avec le QG. Attention ! Lit a été revendu à 900000 Fcfa qui est relativement élevé par rapport aux autres prix de revente observés dans cette zone. Prière de corriger ou de confirmer avec le QG. </w:t>
+        <w:br/>
+        <w:t xml:space="preserve">- Attention ! Mixeur/Presse-fruits non électrique a été revendu à 15000 Fcfa qui est relativement élevé par rapport aux autres prix de revente observés dans cette zone. Prière de corriger ou de confirmer avec le QG. </w:t>
         <w:br/>
         <w:t>- Attention ! Téléphone portable a été achété à 180000 Fcfa est relativement élevé par rapport aux autres prix d'achat observés dans cette zone. Prière de corriger ou de confirmer avec le QG. Attention ! Téléphone portable a été revendu à 180000 Fcfa qui est relativement élevé par rapport aux autres prix de revente observés dans cette zone. Prière de corriger ou de confirmer avec le QG.</w:t>
       </w:r>
@@ -3498,7 +3479,7 @@
         <w:rPr>
           <w:sz w:val="20"/>
         </w:rPr>
-        <w:t>- Attention ! Le prix unitaire d'achat (100 Fcfa) de Piment frais en Pièce (Petit) est relativement élevé par rapport aux autres prix observés dans cette zone. Prière de corriger ou de confirmer avec le QG. Avertissement!!! Le ménage a consommé 0.23 Boite (Autre que la boite/pot de tomate) Tres petit de Café en poudre soluble, cette quantité semble anormale pour une consommation des 7 derniers jours. prière de corriger ou de confirmer avec le QG. Avertissement!!! Le ménage a consommé 13 Pièce Petit de Mâchoiron séchée (Kon), cette quantité semble anormale pour une consommation des 7 derniers jours.Prière de corriger ou de confirmer avec le QG. Attention ! Le prix unitaire d'achat (50 Fcfa) de Mâchoiron séchée (Kon) en Pièce (Petit) est relativement faible par rapport aux autres prix observés dans cette zone. Prière de corriger ou de confirmer avec le QG. Avertissement!!! Le ménage a consommé 14 Litre taille unique de Lait frais de vache, cette quantité semble anormale pour une consommation des 7 derniers jours.Prière de corriger ou de confirmer avec le QG. Avertissement!!! Le ménage a consommé 7 Paquet Petit de Thé en sachet, cette quantité semble anormale pour une consommation des 7 derniers jours.Prière de corriger ou de confirmer avec le QG. Avertissement!! le prix unitaire (100 Fcfa) de Thé en sachet (unité: Paquet) de taille Petit est très faible ou élevé. Prière de corriger ou de confirmer avec le QG. Avertissement!!! Le ménage a consommé 7.5 Kg taille unique de Capitaine frais, cette quantité semble anormale pour une consommation des 7 derniers jours.Prière de corriger ou de confirmer avec le QG. Incohérence!! Dans ce ménage, chaque individus consomme par jour 18.66725 Kg  de cereale; Prière de revoir les quantités prises de ces produits.</w:t>
+        <w:t>- Attention ! Le prix unitaire d'achat (35 Fcfa) de Cube alimentaire (Maggi, Jumbo, ) en Cube (Petit) est relativement élevé par rapport aux autres prix observés dans cette zone. Prière de corriger ou de confirmer avec le QG. Attention ! Le prix unitaire d'achat (700 Fcfa) de Sucre en poudre  en Kg (taille unique) est relativement élevé par rapport aux autres prix observés dans cette zone. Prière de corriger ou de confirmer avec le QG. Avertissement!!! Le ménage a consommé 0.23 Boite (Autre que la boite/pot de tomate) Tres petit de Café en poudre soluble, cette quantité semble anormale pour une consommation des 7 derniers jours. prière de corriger ou de confirmer avec le QG. Avertissement!!! Le ménage a consommé 13 Pièce Petit de Mâchoiron séchée (Kon), cette quantité semble anormale pour une consommation des 7 derniers jours.Prière de corriger ou de confirmer avec le QG. Avertissement!!! Le ménage a consommé 14 Litre taille unique de Lait frais de vache, cette quantité semble anormale pour une consommation des 7 derniers jours.Prière de corriger ou de confirmer avec le QG. Avertissement!!! Le ménage a consommé 7 Paquet Petit de Thé en sachet, cette quantité semble anormale pour une consommation des 7 derniers jours.Prière de corriger ou de confirmer avec le QG. Avertissement!! le prix unitaire (100 Fcfa) de Thé en sachet (unité: Paquet) de taille Petit est très faible ou élevé. Prière de corriger ou de confirmer avec le QG. Avertissement!!! Le ménage a consommé 7.5 Kg taille unique de Capitaine frais, cette quantité semble anormale pour une consommation des 7 derniers jours.Prière de corriger ou de confirmer avec le QG. Incohérence!! Dans ce ménage, chaque individus consomme par jour 30.27539 Kg  de cereale; Prière de revoir les quantités prises de ces produits.</w:t>
       </w:r>
     </w:p>
     <w:p>
@@ -3989,7 +3970,7 @@
         <w:br/>
         <w:t xml:space="preserve">- Peu probable! AISSATOU THIAM  n'arrive pas  à comprendre un petit texte lu dans une langue locale (s02q03). Veuillez corriger ou donner des explications au QG.  Incohérence ! le montant payé de AISSATOU THIAM pour les frais de scolarité est très faible. veuillez, s'il vous plait, confirmer ces informations avec le QG ou apporter les corrections nécessaires. Dans les milieux urbains c'est peu probable de voir une école dont les élèves ou étudiants ne dépensent pas en frais d'uniformes, prière de verifier pour AISSATOU THIAM et corriger ou confirmer avec le QG. </w:t>
         <w:br/>
-        <w:t xml:space="preserve">- Peu probable! ALY SECK MBAYE  n'arrive pas  à comprendre un petit texte lu dans une langue locale (s02q03). Veuillez corriger ou donner des explications au QG. Attention ! Le frais de scolarité (5000 Fcfa) de ALY SECK MBAYE en 6ème année de Primaire est relativement élevé par rapport aux autres frais de scolarités observés dans cette zone. Prière de corriger ou de confirmer avec le QG. </w:t>
+        <w:t xml:space="preserve">- Peu probable! ALY SECK MBAYE  n'arrive pas  à comprendre un petit texte lu dans une langue locale (s02q03). Veuillez corriger ou donner des explications au QG. </w:t>
         <w:br/>
         <w:t xml:space="preserve">- Peu probable! AWA GANDIAYE THIAM  n'arrive pas  à comprendre un petit texte lu dans une langue locale (s02q03). Veuillez corriger ou donner des explications au QG. </w:t>
         <w:br/>
@@ -4103,7 +4084,7 @@
         <w:rPr>
           <w:sz w:val="20"/>
         </w:rPr>
-        <w:t>- Attention ! Le prix unitaire d'achat (125 Fcfa) de Lait en poudre en Sachets industriel (Petit) est relativement élevé par rapport aux autres prix observés dans cette zone. Prière de corriger ou de confirmer avec le QG. Attention ! Le prix unitaire d'achat (37.5 Fcfa) de Cube alimentaire (Maggi, Jumbo, ) en Cube (Moyen) est relativement élevé par rapport aux autres prix observés dans cette zone. Prière de corriger ou de confirmer avec le QG. Avertissement!!! Le ménage a consommé 5 Paquet Moyen de Thé en sachet, cette quantité semble anormale pour une consommation des 7 derniers jours.Prière de corriger ou de confirmer avec le QG. Avertissement!! le prix unitaire (150 Fcfa) de Thé en sachet (unité: Paquet) de taille Moyen est très faible ou élevé. Prière de corriger ou de confirmer avec le QG. Incohérence!! Dans ce ménage, chaque individus consomme par jour 5.395408 Kg  de cereale; Prière de revoir les quantités prises de ces produits. Incohérence!! Dans ce ménage, chaque individus consomme par jour 5.395408 Kg  de cereale; Prière de revoir les quantités prises de ces produits. Attention ! Le prix unitaire d'achat (23000 Fcfa) de Riz importé parfumé en Sac (50 Kg) (taille unique) est relativement élevé par rapport aux autres prix observés dans cette zone. Prière de corriger ou de confirmer avec le QG. Incohérence!! Dans ce ménage, chaque individus consomme par jour 5.395408 Kg  de cereale; Prière de revoir les quantités prises de ces produits. Le prix d'achat unitaire (1500 Fcfa) de Riz brisé importé en Kg de taille taille unique semble élevé, prière de regarder les reponses prises dans les questions s07bq07a s07bq07b s07bq07c s07bq08 pour mieux corriger. Incohérence!! Dans ce ménage, chaque individus consomme par jour 5.395408 Kg  de cereale; Prière de revoir les quantités prises de ces produits. Le prix d'achat unitaire (200 Fcfa) de Maïs en grain en Kg de taille  taille unique  est très faible, prière de regarder les reponses prises dans les questions s07bq07a s07bq07b s07bq07c s07bq08 pour mieux corriger.</w:t>
+        <w:t>- Attention ! Le prix unitaire d'achat (125 Fcfa) de Lait en poudre en Sachets industriel (Petit) est relativement élevé par rapport aux autres prix observés dans cette zone. Prière de corriger ou de confirmer avec le QG. Attention ! Le prix unitaire d'achat (37.5 Fcfa) de Cube alimentaire (Maggi, Jumbo, ) en Cube (Moyen) est relativement élevé par rapport aux autres prix observés dans cette zone. Prière de corriger ou de confirmer avec le QG. Avertissement!!! Le ménage a consommé 5 Paquet Moyen de Thé en sachet, cette quantité semble anormale pour une consommation des 7 derniers jours.Prière de corriger ou de confirmer avec le QG. Avertissement!! le prix unitaire (150 Fcfa) de Thé en sachet (unité: Paquet) de taille Moyen est très faible ou élevé. Prière de corriger ou de confirmer avec le QG. Incohérence!! Dans ce ménage, chaque individus consomme par jour 9.197653 Kg  de cereale; Prière de revoir les quantités prises de ces produits. Incohérence!! Dans ce ménage, chaque individus consomme par jour 9.197653 Kg  de cereale; Prière de revoir les quantités prises de ces produits. Incohérence!! Dans ce ménage, chaque individus consomme par jour 9.197653 Kg  de cereale; Prière de revoir les quantités prises de ces produits. Le prix d'achat unitaire (1500 Fcfa) de Riz brisé importé en Kg de taille taille unique semble élevé, prière de regarder les reponses prises dans les questions s07bq07a s07bq07b s07bq07c s07bq08 pour mieux corriger. Attention ! Le prix unitaire d'achat (1500 Fcfa) de Riz brisé importé en Kg (taille unique) est relativement élevé par rapport aux autres prix observés dans cette zone. Prière de corriger ou de confirmer avec le QG. Incohérence!! Dans ce ménage, chaque individus consomme par jour 9.197653 Kg  de cereale; Prière de revoir les quantités prises de ces produits. Le prix d'achat unitaire (200 Fcfa) de Maïs en grain en Kg de taille  taille unique  est très faible, prière de regarder les reponses prises dans les questions s07bq07a s07bq07b s07bq07c s07bq08 pour mieux corriger.</w:t>
       </w:r>
     </w:p>
     <w:p>
@@ -4754,7 +4735,7 @@
         <w:rPr>
           <w:sz w:val="20"/>
         </w:rPr>
-        <w:t>- Attention ! Le prix unitaire d'achat (30 Fcfa) de Cube alimentaire (Maggi, Jumbo, ) en Cube (Moyen) est relativement faible par rapport aux autres prix observés dans cette zone. Prière de corriger ou de confirmer avec le QG. Attention ! Le prix unitaire d'achat (50 Fcfa) de Aubergine sauvage  en Pièce (Moyen) est relativement faible par rapport aux autres prix observés dans cette zone. Prière de corriger ou de confirmer avec le QG. Attention ! Le prix unitaire d'achat (800 Fcfa) de Oignon frais en Kg (taille unique) est relativement élevé par rapport aux autres prix observés dans cette zone. Prière de corriger ou de confirmer avec le QG. Avertissement!! La quantité (10.62 litre) du produit Huile de soja  consommée  par le ménage semble très élevé, prière de corriger ou confirmer avec le QG. Attention ! Soupçons de quantité anormale! Le ménage de DIARIATOU DIALLO avec une taille de 28 personnes a consommé 10.62 Litre en taille unique de Huile de soja  qui est relativement élevé comme consommation par rapport à la condition de vie des autres ménages de même taille dans cette zone. Prière de corriger ou de confirmer avec le QG. Avertissement!!! Le ménage a consommé 11 Kg taille unique de Poisson frais type 11, cette quantité semble anormale pour une consommation des 7 derniers jours.Prière de corriger ou de confirmer avec le QG. Avertissement!!! Le ménage a consommé 12 Tas Moyen de Capitaine frais, cette quantité semble anormale pour une consommation des 7 derniers jours.Prière de corriger ou de confirmer avec le QG. Avertissement!!! Le ménage a consommé 2 Boite (Autre que la boite/pot de tomate) Moyen de Thé en sachet, cette quantité semble anormale pour une consommation des 7 derniers jours.Les ménages consomment géneralement en sachet ou en paquet, prière de corriger ou de confirmer avec le QG. Avertissement!!!Le ménage a consommé 45.5 Kg de taille unique de Riz importé parfumé  ce qui semble incoherent pour une consommation aucours des 7 derniers jours, prière de verifier et corriger. Incohérence!! Dans ce ménage, chaque individus consomme par jour 9.454694 Kg  de cereale; Prière de revoir les quantités prises de ces produits. Difficile de consommer le Sel en Boite (Autre que la boite/pot de tomate) Moyen prière de verifier. Incohérence!! Dans ce ménage, chaque individus consomme par jour 9.454694 Kg  de cereale; Prière de revoir les quantités prises de ces produits. Incohérence!! Dans ce ménage, chaque individus consomme par jour 9.454694 Kg  de cereale; Prière de revoir les quantités prises de ces produits.</w:t>
+        <w:t>- Attention ! Le prix unitaire d'achat (30 Fcfa) de Cube alimentaire (Maggi, Jumbo, ) en Cube (Moyen) est relativement faible par rapport aux autres prix observés dans cette zone. Prière de corriger ou de confirmer avec le QG. Attention ! Le prix unitaire d'achat (50 Fcfa) de Aubergine sauvage  en Pièce (Moyen) est relativement faible par rapport aux autres prix observés dans cette zone. Prière de corriger ou de confirmer avec le QG. Attention ! Le prix unitaire d'achat (800 Fcfa) de Oignon frais en Kg (taille unique) est relativement élevé par rapport aux autres prix observés dans cette zone. Prière de corriger ou de confirmer avec le QG. Avertissement!! La quantité (10.62 litre) du produit Huile de soja  consommée  par le ménage semble très élevé, prière de corriger ou confirmer avec le QG. Attention ! Soupçons de quantité anormale! Le ménage de DIARIATOU DIALLO avec une taille de 28 personnes a consommé 10.62 Litre en taille unique de Huile de soja  qui est relativement élevé comme consommation par rapport à la condition de vie des autres ménages de même taille dans cette zone. Prière de corriger ou de confirmer avec le QG. Avertissement!!! Le ménage a consommé 11 Kg taille unique de Poisson frais type 11, cette quantité semble anormale pour une consommation des 7 derniers jours.Prière de corriger ou de confirmer avec le QG. Avertissement!!! Le ménage a consommé 12 Tas Moyen de Capitaine frais, cette quantité semble anormale pour une consommation des 7 derniers jours.Prière de corriger ou de confirmer avec le QG. Avertissement!!! Le ménage a consommé 2 Boite (Autre que la boite/pot de tomate) Moyen de Thé en sachet, cette quantité semble anormale pour une consommation des 7 derniers jours.Les ménages consomment géneralement en sachet ou en paquet, prière de corriger ou de confirmer avec le QG. Avertissement!!!Le ménage a consommé 45.5 Kg de taille unique de Riz importé parfumé  ce qui semble incoherent pour une consommation aucours des 7 derniers jours, prière de verifier et corriger. Incohérence!! Dans ce ménage, chaque individus consomme par jour 16.35648 Kg  de cereale; Prière de revoir les quantités prises de ces produits. Difficile de consommer le Sel en Boite (Autre que la boite/pot de tomate) Moyen prière de verifier. Incohérence!! Dans ce ménage, chaque individus consomme par jour 16.35648 Kg  de cereale; Prière de revoir les quantités prises de ces produits. Incohérence!! Dans ce ménage, chaque individus consomme par jour 16.35648 Kg  de cereale; Prière de revoir les quantités prises de ces produits.</w:t>
       </w:r>
     </w:p>
     <w:p>
@@ -5361,7 +5342,7 @@
         <w:rPr>
           <w:sz w:val="20"/>
         </w:rPr>
-        <w:t>- Attention ! Le prix unitaire d'achat (100 Fcfa) de Pain moderne (Baguette) en miche (Moyen) est relativement faible par rapport aux autres prix observés dans cette zone. Prière de corriger ou de confirmer avec le QG. Attention ! Le prix unitaire d'achat (2800 Fcfa) de Pâte d'arachide en Kg (taille unique) est relativement élevé par rapport aux autres prix observés dans cette zone. Prière de corriger ou de confirmer avec le QG. Attention ! Le prix unitaire d'achat (50 Fcfa) de Aubergine sauvage  en Pièce (Moyen) est relativement faible par rapport aux autres prix observés dans cette zone. Prière de corriger ou de confirmer avec le QG. Avertissement!! La quantité (8 litre) du produit Huile de soja  consommée  par le ménage semble très élevé, prière de corriger ou confirmer avec le QG. Avertissement!!! Le ménage a consommé 7 Paquet Moyen de Thé en sachet, cette quantité semble anormale pour une consommation des 7 derniers jours.Prière de corriger ou de confirmer avec le QG. Avertissement!! le prix unitaire (125 Fcfa) de Thé en sachet (unité: Paquet) de taille Moyen est très faible ou élevé. Prière de corriger ou de confirmer avec le QG. Incohérence!! Dans ce ménage, chaque individus consomme par jour 17.47098 Kg  de cereale; Prière de revoir les quantités prises de ces produits. Incohérence!! Dans ce ménage, chaque individus consomme par jour 17.47098 Kg  de cereale; Prière de revoir les quantités prises de ces produits. Incohérence!! Dans ce ménage, chaque individus consomme par jour 17.47098 Kg  de cereale; Prière de revoir les quantités prises de ces produits.</w:t>
+        <w:t>- Attention ! Le prix unitaire d'achat (100 Fcfa) de Pain moderne (Baguette) en miche (Moyen) est relativement faible par rapport aux autres prix observés dans cette zone. Prière de corriger ou de confirmer avec le QG. Attention ! Le prix unitaire d'achat (2800 Fcfa) de Pâte d'arachide en Kg (taille unique) est relativement élevé par rapport aux autres prix observés dans cette zone. Prière de corriger ou de confirmer avec le QG. Attention ! Le prix unitaire d'achat (50 Fcfa) de Aubergine sauvage  en Pièce (Moyen) est relativement faible par rapport aux autres prix observés dans cette zone. Prière de corriger ou de confirmer avec le QG. Avertissement!! La quantité (8 litre) du produit Huile de soja  consommée  par le ménage semble très élevé, prière de corriger ou confirmer avec le QG. Avertissement!!! Le ménage a consommé 7 Paquet Moyen de Thé en sachet, cette quantité semble anormale pour une consommation des 7 derniers jours.Prière de corriger ou de confirmer avec le QG. Avertissement!! le prix unitaire (125 Fcfa) de Thé en sachet (unité: Paquet) de taille Moyen est très faible ou élevé. Prière de corriger ou de confirmer avec le QG. Incohérence!! Dans ce ménage, chaque individus consomme par jour 28.20313 Kg  de cereale; Prière de revoir les quantités prises de ces produits. Incohérence!! Dans ce ménage, chaque individus consomme par jour 28.20313 Kg  de cereale; Prière de revoir les quantités prises de ces produits. Incohérence!! Dans ce ménage, chaque individus consomme par jour 28.20313 Kg  de cereale; Prière de revoir les quantités prises de ces produits.</w:t>
       </w:r>
     </w:p>
     <w:p>
@@ -5427,27 +5408,6 @@
         <w:t xml:space="preserve">- Incoherence! Dans le ménage de EL H NIANE il y a un membre qui detient l'entreprise ENTREPRISE EL H NIANE qui semble être de l'agriculture ou de l'élévage, prière de bien classer la nomenclature de l'entreprise s'il ne s'agit pas de l'agriculture ou de l'élévage. S'il s'agit de l'agriculture ou l'élévage prière d'enlever cette entreprise (ENTREPRISE EL H NIANE) dans la section 10 et ajouter soit dans la section agriculture ou l'élévage pour éviter le double compte ou incomprehension. </w:t>
         <w:br/>
         <w:t>- Le montant dépensé de l'entreprise fabrication de fataya en achat de matières premières pour les produits vendus au cours des 30 derniers jours ou durant le dernier mois où l'entreprise a fonctionné ne peut pas être supéreur aux montants obtenus sur la vente de produits transformés par l'entreprise au cours de cette même période où l'entreprise a fonctionné (s10q49 &gt; s10q48), prière de corriger.</w:t>
-      </w:r>
-    </w:p>
-    <w:p>
-      <w:r>
-        <w:rPr>
-          <w:b/>
-          <w:color w:val="4672C4"/>
-          <w:sz w:val="22"/>
-        </w:rPr>
-        <w:t>&gt;&gt; Section12 - Actifs du menage</w:t>
-      </w:r>
-    </w:p>
-    <w:p>
-      <w:pPr>
-        <w:ind w:left="283"/>
-      </w:pPr>
-      <w:r>
-        <w:rPr>
-          <w:sz w:val="20"/>
-        </w:rPr>
-        <w:t>- Attention ! Fer à repasser à charbon a été revendu à 5000 Fcfa qui est relativement élevé par rapport aux autres prix de revente observés dans cette zone. Prière de corriger ou de confirmer avec le QG.</w:t>
       </w:r>
     </w:p>
     <w:p>
@@ -5952,7 +5912,7 @@
         <w:rPr>
           <w:sz w:val="20"/>
         </w:rPr>
-        <w:t>- Attention ! Le prix unitaire d'achat (150 Fcfa) de Carotte en Pièce (Petit) est relativement élevé par rapport aux autres prix observés dans cette zone. Prière de corriger ou de confirmer avec le QG. Attention ! Le prix unitaire d'achat (1500 Fcfa) de Capitaine frais en Kg (taille unique) est relativement élevé par rapport aux autres prix observés dans cette zone. Prière de corriger ou de confirmer avec le QG. Attention ! Le prix unitaire d'achat (200 Fcfa) de Aubergine   en Pièce (Moyen) est relativement élevé par rapport aux autres prix observés dans cette zone. Prière de corriger ou de confirmer avec le QG. Attention ! Le prix unitaire d'achat (2400 Fcfa) de Pâte d'arachide en Kg (taille unique) est relativement élevé par rapport aux autres prix observés dans cette zone. Prière de corriger ou de confirmer avec le QG. Attention ! Le prix unitaire d'achat (33.33333 Fcfa) de Piment frais en Pièce (Petit) est relativement faible par rapport aux autres prix observés dans cette zone. Prière de corriger ou de confirmer avec le QG. Attention ! Le prix unitaire d'achat (50 Fcfa) de Tomate fraîche en Sachets (Petit) est relativement faible par rapport aux autres prix observés dans cette zone. Prière de corriger ou de confirmer avec le QG. Avertissement!!! Le ménage a consommé 10 Morceau (Portion) Petit de Silure séché, cette quantité semble anormale pour une consommation des 7 derniers jours.Prière de corriger ou de confirmer avec le QG. Avertissement!!! Le ménage a consommé 10 Morceau (Portion) Tres petit de Escargots, cette quantité semble anormale pour une consommation des 7 derniers jours.Prière de corriger ou de confirmer avec le QG. Avertissement!!! Le ménage a consommé 2 Paquet Moyen de Thé en sachet, cette quantité semble anormale pour une consommation des 7 derniers jours.Prière de corriger ou de confirmer avec le QG. Avertissement!! le prix unitaire (100 Fcfa) de Thé en sachet (unité: Paquet) de taille Moyen est très faible ou élevé. Prière de corriger ou de confirmer avec le QG. Incohérence!! Dans ce ménage, chaque individus consomme par jour 20.84814 Kg  de cereale; Prière de revoir les quantités prises de ces produits.</w:t>
+        <w:t>- Attention ! Le prix unitaire d'achat (150 Fcfa) de Carotte en Pièce (Petit) est relativement élevé par rapport aux autres prix observés dans cette zone. Prière de corriger ou de confirmer avec le QG. Attention ! Le prix unitaire d'achat (1500 Fcfa) de Capitaine frais en Kg (taille unique) est relativement élevé par rapport aux autres prix observés dans cette zone. Prière de corriger ou de confirmer avec le QG. Attention ! Le prix unitaire d'achat (200 Fcfa) de Aubergine   en Pièce (Moyen) est relativement élevé par rapport aux autres prix observés dans cette zone. Prière de corriger ou de confirmer avec le QG. Attention ! Le prix unitaire d'achat (200 Fcfa) de Choux en Morceau (Portion) (Petit) est relativement élevé par rapport aux autres prix observés dans cette zone. Prière de corriger ou de confirmer avec le QG. Attention ! Le prix unitaire d'achat (2400 Fcfa) de Pâte d'arachide en Kg (taille unique) est relativement élevé par rapport aux autres prix observés dans cette zone. Prière de corriger ou de confirmer avec le QG. Attention ! Le prix unitaire d'achat (50 Fcfa) de Piment séché en Sachets (Moyen) est relativement faible par rapport aux autres prix observés dans cette zone. Prière de corriger ou de confirmer avec le QG. Attention ! Le prix unitaire d'achat (50 Fcfa) de Tomate fraîche en Sachets (Petit) est relativement faible par rapport aux autres prix observés dans cette zone. Prière de corriger ou de confirmer avec le QG. Avertissement!!! Le ménage a consommé 10 Morceau (Portion) Petit de Silure séché, cette quantité semble anormale pour une consommation des 7 derniers jours.Prière de corriger ou de confirmer avec le QG. Avertissement!!! Le ménage a consommé 10 Morceau (Portion) Tres petit de Escargots, cette quantité semble anormale pour une consommation des 7 derniers jours.Prière de corriger ou de confirmer avec le QG. Attention ! Le prix unitaire d'achat (50 Fcfa) de Escargots en Morceau (Portion) (Tres petit) est relativement faible par rapport aux autres prix observés dans cette zone. Prière de corriger ou de confirmer avec le QG. Avertissement!!! Le ménage a consommé 2 Paquet Moyen de Thé en sachet, cette quantité semble anormale pour une consommation des 7 derniers jours.Prière de corriger ou de confirmer avec le QG. Avertissement!! le prix unitaire (100 Fcfa) de Thé en sachet (unité: Paquet) de taille Moyen est très faible ou élevé. Prière de corriger ou de confirmer avec le QG. Incohérence!! Dans ce ménage, chaque individus consomme par jour 40.60886 Kg  de cereale; Prière de revoir les quantités prises de ces produits.</w:t>
       </w:r>
     </w:p>
     <w:p>
@@ -6627,7 +6587,7 @@
         <w:rPr>
           <w:sz w:val="20"/>
         </w:rPr>
-        <w:t>- Attention ! Le prix unitaire d'achat (100 Fcfa) de Citron en Pièce (Moyen) est relativement élevé par rapport aux autres prix observés dans cette zone. Prière de corriger ou de confirmer avec le QG. Attention ! Le prix unitaire d'achat (1200 Fcfa) de Sucre en poudre  en Kg (taille unique) est relativement élevé par rapport aux autres prix observés dans cette zone. Prière de corriger ou de confirmer avec le QG. Attention ! Le prix unitaire d'achat (75 Fcfa) de Piment frais en Pièce (Petit) est relativement élevé par rapport aux autres prix observés dans cette zone. Prière de corriger ou de confirmer avec le QG. Avertissement!! La quantité (5.25 litre) du produit Huile de soja  consommée  par le ménage semble très élevé, prière de corriger ou confirmer avec le QG. Avertissement!!! Le ménage a consommé 1 Carton Grand de Jus de fruits type 2 (Tampico, Pressea,etc.). Difficile de consommer ce produit avec cette unité. Prière de verifier et corriger. Avertissement!!! Le ménage a consommé 2 Paquet Moyen de Thé en sachet, cette quantité semble anormale pour une consommation des 7 derniers jours.Prière de corriger ou de confirmer avec le QG. Avertissement!! le prix unitaire (100 Fcfa) de Thé en sachet (unité: Paquet) de taille Moyen est très faible ou élevé. Prière de corriger ou de confirmer avec le QG. Incohérence!! Dans ce ménage, chaque individus consomme par jour 20.245 Kg  de cereale; Prière de revoir les quantités prises de ces produits. Incohérence!! Dans ce ménage, chaque individus consomme par jour 20.245 Kg  de cereale; Prière de revoir les quantités prises de ces produits.</w:t>
+        <w:t>- Attention ! Le prix unitaire d'achat (1200 Fcfa) de Sucre en poudre  en Kg (taille unique) est relativement élevé par rapport aux autres prix observés dans cette zone. Prière de corriger ou de confirmer avec le QG. Attention ! Le prix unitaire d'achat (200 Fcfa) de Choux en Morceau (Portion) (Petit) est relativement élevé par rapport aux autres prix observés dans cette zone. Prière de corriger ou de confirmer avec le QG. Attention ! Le prix unitaire d'achat (50 Fcfa) de Sel en Sachets (Moyen) est relativement faible par rapport aux autres prix observés dans cette zone. Prière de corriger ou de confirmer avec le QG. Attention ! Soupçons de quantité anormale! Le ménage de IBRAHIMA FALL avec une taille de 10 personnes a consommé 43 Pièce en taille unique de Œufs frais qui est relativement élevé comme consommation par rapport à la condition de vie des autres ménages de même taille dans cette zone. Prière de corriger ou de confirmer avec le QG. Avertissement!! La quantité (5.25 litre) du produit Huile de soja  consommée  par le ménage semble très élevé, prière de corriger ou confirmer avec le QG. Avertissement!!! Le ménage a consommé 1 Carton Grand de Jus de fruits type 2 (Tampico, Pressea,etc.). Difficile de consommer ce produit avec cette unité. Prière de verifier et corriger. Avertissement!!! Le ménage a consommé 2 Paquet Moyen de Thé en sachet, cette quantité semble anormale pour une consommation des 7 derniers jours.Prière de corriger ou de confirmer avec le QG. Avertissement!! le prix unitaire (100 Fcfa) de Thé en sachet (unité: Paquet) de taille Moyen est très faible ou élevé. Prière de corriger ou de confirmer avec le QG. Incohérence!! Dans ce ménage, chaque individus consomme par jour 37.29285 Kg  de cereale; Prière de revoir les quantités prises de ces produits. Incohérence!! Dans ce ménage, chaque individus consomme par jour 37.29285 Kg  de cereale; Prière de revoir les quantités prises de ces produits.</w:t>
       </w:r>
     </w:p>
     <w:p>
@@ -7272,7 +7232,7 @@
         <w:rPr>
           <w:sz w:val="20"/>
         </w:rPr>
-        <w:t>- Attention ! Le prix unitaire d'achat (1600 Fcfa) de Choux en Kg (taille unique) est relativement élevé par rapport aux autres prix observés dans cette zone. Prière de corriger ou de confirmer avec le QG. Attention ! Le prix unitaire d'achat (1600 Fcfa) de Patate douce en Kg (taille unique) est relativement élevé par rapport aux autres prix observés dans cette zone. Prière de corriger ou de confirmer avec le QG. Attention ! Le prix unitaire d'achat (2000 Fcfa) de Poisson frais type 9 en Tas (Moyen) est relativement élevé par rapport aux autres prix observés dans cette zone. Prière de corriger ou de confirmer avec le QG. Avertissement!! La quantité (7 litre) du produit Huile de soja  consommée  par le ménage semble très élevé, prière de corriger ou confirmer avec le QG. Attention ! Soupçons de quantité anormale! Le ménage de ABOUBACAR NIASS avec une taille de 7 personnes a consommé 7 Litre en taille unique de Huile de soja  qui est relativement élevé comme consommation par rapport à la condition de vie des autres ménages de même taille dans cette zone. Prière de corriger ou de confirmer avec le QG. Avertissement!!! Le ménage a consommé 9 Paquet Petit de Thé en sachet, cette quantité semble anormale pour une consommation des 7 derniers jours.Prière de corriger ou de confirmer avec le QG. Avertissement!! le prix unitaire (100 Fcfa) de Thé en sachet (unité: Paquet) de taille Petit est très faible ou élevé. Prière de corriger ou de confirmer avec le QG. Difficile de consommer le Sel en Boite (Autre que la boite/pot de tomate) Petit prière de verifier. Incohérence!! Dans ce ménage, chaque individus consomme par jour 9.311225 Kg  de cereale; Prière de revoir les quantités prises de ces produits.</w:t>
+        <w:t>- Attention ! Le prix unitaire d'achat (1600 Fcfa) de Carotte en Kg (taille unique) est relativement élevé par rapport aux autres prix observés dans cette zone. Prière de corriger ou de confirmer avec le QG. Attention ! Le prix unitaire d'achat (1600 Fcfa) de Manioc en tubercules en Kg (taille unique) est relativement élevé par rapport aux autres prix observés dans cette zone. Prière de corriger ou de confirmer avec le QG. Attention ! Le prix unitaire d'achat (1600 Fcfa) de Patate douce en Kg (taille unique) est relativement élevé par rapport aux autres prix observés dans cette zone. Prière de corriger ou de confirmer avec le QG. Attention ! Le prix unitaire d'achat (700 Fcfa) de Sucre en poudre  en Kg (taille unique) est relativement élevé par rapport aux autres prix observés dans cette zone. Prière de corriger ou de confirmer avec le QG. Avertissement!! La quantité (7 litre) du produit Huile de soja  consommée  par le ménage semble très élevé, prière de corriger ou confirmer avec le QG. Attention ! Soupçons de quantité anormale! Le ménage de ABOUBACAR NIASS avec une taille de 7 personnes a consommé 7 Litre en taille unique de Huile de soja  qui est relativement élevé comme consommation par rapport à la condition de vie des autres ménages de même taille dans cette zone. Prière de corriger ou de confirmer avec le QG. Avertissement!!! Le ménage a consommé 9 Paquet Petit de Thé en sachet, cette quantité semble anormale pour une consommation des 7 derniers jours.Prière de corriger ou de confirmer avec le QG. Avertissement!! le prix unitaire (100 Fcfa) de Thé en sachet (unité: Paquet) de taille Petit est très faible ou élevé. Prière de corriger ou de confirmer avec le QG. Difficile de consommer le Sel en Boite (Autre que la boite/pot de tomate) Petit prière de verifier. Incohérence!! Dans ce ménage, chaque individus consomme par jour 15.56939 Kg  de cereale; Prière de revoir les quantités prises de ces produits.</w:t>
       </w:r>
     </w:p>
     <w:p>
@@ -7335,7 +7295,7 @@
         <w:rPr>
           <w:sz w:val="20"/>
         </w:rPr>
-        <w:t xml:space="preserve">- Attention ! Foyers améliorés a été achété à 15000 Fcfa est relativement élevé par rapport aux autres prix d'achat observés dans cette zone. Prière de corriger ou de confirmer avec le QG. </w:t>
+        <w:t xml:space="preserve">- Attention ! Ordinateur a été revendu à 110000 Fcfa qui est relativement élevé par rapport aux autres prix de revente observés dans cette zone. Prière de corriger ou de confirmer avec le QG. </w:t>
         <w:br/>
         <w:t>- Attention ! Ventilateur sur pied a été revendu à 20000 Fcfa qui est relativement élevé par rapport aux autres prix de revente observés dans cette zone. Prière de corriger ou de confirmer avec le QG.</w:t>
       </w:r>
@@ -7683,7 +7643,7 @@
           <w:color w:val="4672C4"/>
           <w:sz w:val="22"/>
         </w:rPr>
-        <w:t>&gt;&gt; Section0 - Identification et renseignements de controle</w:t>
+        <w:t>&gt;&gt; Section1 - Caracteristiques des membres</w:t>
       </w:r>
     </w:p>
     <w:p>
@@ -7694,7 +7654,7 @@
         <w:rPr>
           <w:sz w:val="20"/>
         </w:rPr>
-        <w:t>- Le questionnaire semble ne pas être complètement fini mais le questionnaire est en statut complet, prière de compléter le questionnaire.</w:t>
+        <w:t>- L'âge du chef de ménage Abdou Ndiaye semble être faible. Veuillez confirmer l'information avec le QG.</w:t>
       </w:r>
     </w:p>
     <w:p>
